--- a/word_reports/LP_0301_위치_386_Rodgers and Hammerstein_T.docx
+++ b/word_reports/LP_0301_위치_386_Rodgers and Hammerstein_T.docx
@@ -4,7 +4,7 @@
   <w:body>
     <w:p>
       <w:pPr>
-        <w:spacing w:after="280"/>
+        <w:spacing w:after="80"/>
       </w:pPr>
       <w:r>
         <w:rPr w:rFonts="맑은 고딕">
@@ -13,94 +13,47 @@
           <w:color w:val="1E3A8A"/>
           <w:sz w:val="30"/>
         </w:rPr>
-        <w:t>[386] Rodgers and Hammerstein - The Sound of Music</w:t>
+        <w:t>Rodgers and Hammerstein (로저스와 해머스타인) - The Sound of Music</w:t>
       </w:r>
     </w:p>
     <w:p>
       <w:pPr>
-        <w:spacing w:after="320"/>
+        <w:spacing w:after="240"/>
       </w:pPr>
       <w:r>
         <w:rPr w:rFonts="맑은 고딕">
           <w:rFonts w:ascii="맑은 고딕" w:hAnsi="맑은 고딕" w:eastAsia="맑은 고딕"/>
           <w:b/>
-          <w:sz w:val="20"/>
+          <w:color w:val="4B5563"/>
+          <w:sz w:val="22"/>
         </w:rPr>
-        <w:t>■ 위치 : 386</w:t>
-        <w:br/>
-      </w:r>
-      <w:r>
-        <w:rPr w:rFonts="맑은 고딕">
-          <w:rFonts w:ascii="맑은 고딕" w:hAnsi="맑은 고딕" w:eastAsia="맑은 고딕"/>
-          <w:b/>
-          <w:sz w:val="20"/>
-        </w:rPr>
-        <w:t>■ 아티스트 : Rodgers and Hammerstein</w:t>
-        <w:br/>
-      </w:r>
-      <w:r>
-        <w:rPr w:rFonts="맑은 고딕">
-          <w:rFonts w:ascii="맑은 고딕" w:hAnsi="맑은 고딕" w:eastAsia="맑은 고딕"/>
-          <w:b/>
-          <w:sz w:val="20"/>
-        </w:rPr>
-        <w:t>■ 앨범명 : The Sound of Music</w:t>
-        <w:br/>
-      </w:r>
-      <w:r>
-        <w:rPr w:rFonts="맑은 고딕">
-          <w:rFonts w:ascii="맑은 고딕" w:hAnsi="맑은 고딕" w:eastAsia="맑은 고딕"/>
-          <w:b w:val="0"/>
-          <w:sz w:val="20"/>
-        </w:rPr>
-        <w:t>■ 음반 레이블 : RCA Victor</w:t>
-        <w:br/>
-      </w:r>
-      <w:r>
-        <w:rPr w:rFonts="맑은 고딕">
-          <w:rFonts w:ascii="맑은 고딕" w:hAnsi="맑은 고딕" w:eastAsia="맑은 고딕"/>
-          <w:b w:val="0"/>
-          <w:sz w:val="20"/>
-        </w:rPr>
-        <w:t>■ 발매년도 : 1965</w:t>
-        <w:br/>
-      </w:r>
-      <w:r>
-        <w:rPr w:rFonts="맑은 고딕">
-          <w:rFonts w:ascii="맑은 고딕" w:hAnsi="맑은 고딕" w:eastAsia="맑은 고딕"/>
-          <w:b w:val="0"/>
-          <w:sz w:val="20"/>
-        </w:rPr>
-        <w:t>■ 장르 : 뮤지컬 / 영화 음악 (Musical / Film Soundtrack)</w:t>
-        <w:br/>
-      </w:r>
-      <w:r>
-        <w:rPr w:rFonts="맑은 고딕">
-          <w:rFonts w:ascii="맑은 고딕" w:hAnsi="맑은 고딕" w:eastAsia="맑은 고딕"/>
-          <w:b w:val="0"/>
-          <w:sz w:val="20"/>
-        </w:rPr>
-        <w:t>■ 주요 수록곡 : The Sound of Music, My Favorite Things, Do-Re-Mi, Sixteen Going on Seventeen, Climb Ev'ry Mountain, Edelweiss</w:t>
-        <w:br/>
+        <w:t>위치 :  386</w:t>
       </w:r>
     </w:p>
     <w:p>
       <w:pPr>
-        <w:spacing w:after="160"/>
+        <w:spacing w:line="324" w:lineRule="auto" w:before="80" w:after="160"/>
       </w:pPr>
       <w:r>
         <w:rPr w:rFonts="맑은 고딕">
           <w:rFonts w:ascii="맑은 고딕" w:hAnsi="맑은 고딕" w:eastAsia="맑은 고딕"/>
           <w:b/>
           <w:color w:val="1F2937"/>
-          <w:sz w:val="24"/>
+          <w:sz w:val="22"/>
         </w:rPr>
-        <w:t>■ 음반 해설 및 감상 가이드</w:t>
+        <w:t xml:space="preserve">[음반 소개] </w:t>
+      </w:r>
+      <w:r>
+        <w:rPr w:rFonts="맑은 고딕">
+          <w:rFonts w:ascii="맑은 고딕" w:hAnsi="맑은 고딕" w:eastAsia="맑은 고딕"/>
+          <w:b w:val="0"/>
+          <w:sz w:val="21"/>
+        </w:rPr>
       </w:r>
     </w:p>
     <w:p>
       <w:pPr>
-        <w:spacing w:line="312" w:lineRule="auto" w:after="120"/>
+        <w:spacing w:line="324" w:lineRule="auto" w:after="120"/>
       </w:pPr>
       <w:r>
         <w:rPr w:rFonts="맑은 고딕">
@@ -108,51 +61,516 @@
           <w:b w:val="0"/>
           <w:sz w:val="21"/>
         </w:rPr>
-        <w:t>'사운드 오브 뮤직(The Sound of Music)'은 브로드웨이 뮤지컬의 황금기를 이끈 브로드웨이 최고의 콤비 작곡가 리처드 로저스(Richard Rodgers)와 작사가 오스카 해머스타인 2세(Oscar Hammerstein II)가 남긴 마지막 위대한 유산이자, 20세기 대중문화 역사상 가장 빛나는 금자탑입니다. 1959년 브로드웨이 무대에서 처음 선보인 이 작품은 1965년 로버트 와이즈 감독의 영화화와 함께 발매된 공식 사운드트랙 LP를 통해 전 세계적인 신드롬을 일으켰습니다. 발매 당시 빌보드 앨범 차트 정상을 휩쓸며 수년간 차트에 머무르는 대기록을 세웠고, 대중성과 예술성을 완벽하게 결합한 클래식 명반으로 역사에 기록되었습니다.</w:t>
+        <w:t>알프스의 청명한 바람과 맑은 햇살을 머금은 멜로디로 온 인류의 가슴에 영원한 순수를 심어준 뮤지컬 음악의 위대한 기념비입니다. 20세기 브로드웨이와 헐리우드의 황금기를 이끈 리처드 로저스와 오스카 해머스타인 2세 콤비가 빚어낸 이 걸작은, 인간에 대한 깊은 신뢰와 음악이 지닌 구원의 힘을 찬란한 화음으로 승화시켰습니다. 세대를 초월하여 사랑받는 불멸의 선율들은 한 편의 거대한 서사시이자, 가장 순수했던 시절의 추억을 따스하게 소환하는 영혼의 안식처와도 같습니다.</w:t>
       </w:r>
     </w:p>
     <w:p>
       <w:pPr>
-        <w:spacing w:line="312" w:lineRule="auto" w:after="120"/>
+        <w:spacing w:line="324" w:lineRule="auto" w:before="200" w:after="80"/>
       </w:pPr>
+      <w:r>
+        <w:rPr w:rFonts="맑은 고딕">
+          <w:rFonts w:ascii="맑은 고딕" w:hAnsi="맑은 고딕" w:eastAsia="맑은 고딕"/>
+          <w:b/>
+          <w:color w:val="1E3A8A"/>
+          <w:sz w:val="24"/>
+        </w:rPr>
+        <w:t>1. 음반 데이터</w:t>
+      </w:r>
+    </w:p>
+    <w:p>
+      <w:pPr>
+        <w:spacing w:line="324" w:lineRule="auto" w:after="80"/>
+      </w:pPr>
+      <w:r>
+        <w:rPr w:rFonts="맑은 고딕">
+          <w:rFonts w:ascii="맑은 고딕" w:hAnsi="맑은 고딕" w:eastAsia="맑은 고딕"/>
+          <w:b w:val="0"/>
+          <w:color w:val="6B7280"/>
+          <w:sz w:val="21"/>
+        </w:rPr>
+        <w:t xml:space="preserve">· </w:t>
+      </w:r>
+      <w:r>
+        <w:rPr w:rFonts="맑은 고딕">
+          <w:rFonts w:ascii="맑은 고딕" w:hAnsi="맑은 고딕" w:eastAsia="맑은 고딕"/>
+          <w:b/>
+          <w:color w:val="1F2937"/>
+          <w:sz w:val="21"/>
+        </w:rPr>
+        <w:t xml:space="preserve">앨범명: </w:t>
+      </w:r>
       <w:r>
         <w:rPr w:rFonts="맑은 고딕">
           <w:rFonts w:ascii="맑은 고딕" w:hAnsi="맑은 고딕" w:eastAsia="맑은 고딕"/>
           <w:b w:val="0"/>
           <w:sz w:val="21"/>
         </w:rPr>
-        <w:t>음악적으로 본 음반은 로저스의 천재적인 멜로디 구성력과 해머스타인의 시적이고 숭고한 가사 미학이 정점에 달했음을 보여줍니다. 주연을 맡은 줄리 앤드루스(Julie Andrews)의 수정처럼 맑고 청아한 보컬은 단숨에 청자를 매료시키며, 이르윈 코스탈(Irwin Kostal)이 지휘하는 대규모 오케스트라의 풍부한 텍스처와 어우러져 압도적인 감동을 선사합니다. 알프스의 장엄한 자연을 음향적으로 포착해 낸 웅장한 오버추어부터 인물들의 내면을 세심하게 묘사한 소품곡까지, 앨범 전반을 흐르는 아날로그적 온기와 세련된 편곡은 극의 서사를 음악 자체로 완벽히 완성해 냅니다.</w:t>
+        <w:t>The Sound of Music</w:t>
       </w:r>
     </w:p>
     <w:p>
       <w:pPr>
-        <w:spacing w:line="312" w:lineRule="auto" w:after="120"/>
+        <w:spacing w:line="324" w:lineRule="auto" w:after="80"/>
       </w:pPr>
+      <w:r>
+        <w:rPr w:rFonts="맑은 고딕">
+          <w:rFonts w:ascii="맑은 고딕" w:hAnsi="맑은 고딕" w:eastAsia="맑은 고딕"/>
+          <w:b w:val="0"/>
+          <w:color w:val="6B7280"/>
+          <w:sz w:val="21"/>
+        </w:rPr>
+        <w:t xml:space="preserve">· </w:t>
+      </w:r>
+      <w:r>
+        <w:rPr w:rFonts="맑은 고딕">
+          <w:rFonts w:ascii="맑은 고딕" w:hAnsi="맑은 고딕" w:eastAsia="맑은 고딕"/>
+          <w:b/>
+          <w:color w:val="1F2937"/>
+          <w:sz w:val="21"/>
+        </w:rPr>
+        <w:t xml:space="preserve">아티스트: </w:t>
+      </w:r>
       <w:r>
         <w:rPr w:rFonts="맑은 고딕">
           <w:rFonts w:ascii="맑은 고딕" w:hAnsi="맑은 고딕" w:eastAsia="맑은 고딕"/>
           <w:b w:val="0"/>
           <w:sz w:val="21"/>
         </w:rPr>
-        <w:t>수록곡 하나하나가 세대를 초월하여 사랑받는 불멸의 클래식입니다. 타이틀곡 'The Sound of Music'은 자연과 음악이 하나 되는 숭고한 순간을 벅찬 가창으로 표현해 내며, 'Do-Re-Mi'와 'My Favorite Things'는 리드미컬하고 경쾌한 멜로디 속에 순수한 삶의 기쁨을 담아내어 이후 재즈 뮤지션들에게도 무한한 영감을 제공했습니다. 특히 작품의 하이라이트라 할 수 있는 'Edelweiss'는 해머스타인이 암 투병 중 임종을 앞두고 남긴 마지막 가사로, 폰 트랩 대령의 고요하지만 결연한 조국애와 짙은 향수를 담아내어 듣는 이의 심금을 울립니다.</w:t>
+        <w:t>Rodgers and Hammerstein (로저스와 해머스타인)</w:t>
       </w:r>
     </w:p>
     <w:p>
       <w:pPr>
-        <w:spacing w:line="312" w:lineRule="auto" w:after="120"/>
+        <w:spacing w:line="324" w:lineRule="auto" w:after="80"/>
       </w:pPr>
+      <w:r>
+        <w:rPr w:rFonts="맑은 고딕">
+          <w:rFonts w:ascii="맑은 고딕" w:hAnsi="맑은 고딕" w:eastAsia="맑은 고딕"/>
+          <w:b w:val="0"/>
+          <w:color w:val="6B7280"/>
+          <w:sz w:val="21"/>
+        </w:rPr>
+        <w:t xml:space="preserve">· </w:t>
+      </w:r>
+      <w:r>
+        <w:rPr w:rFonts="맑은 고딕">
+          <w:rFonts w:ascii="맑은 고딕" w:hAnsi="맑은 고딕" w:eastAsia="맑은 고딕"/>
+          <w:b/>
+          <w:color w:val="1F2937"/>
+          <w:sz w:val="21"/>
+        </w:rPr>
+        <w:t xml:space="preserve">발매 정보: </w:t>
+      </w:r>
       <w:r>
         <w:rPr w:rFonts="맑은 고딕">
           <w:rFonts w:ascii="맑은 고딕" w:hAnsi="맑은 고딕" w:eastAsia="맑은 고딕"/>
           <w:b w:val="0"/>
           <w:sz w:val="21"/>
         </w:rPr>
-        <w:t>아날로그 바이닐(LP)로 감상하는 이 음반은 디지털 음원에서는 느낄 수 없는 특유의 포근한 공간감과 스펙터클한 관현악의 잔향을 생생하게 전달합니다. 풍성한 현악 섹션과 따뜻한 금관악기의 울림, 그리고 보컬의 섬세한 숨소리까지 온전히 담아낸 이 LP는 단순히 과거의 추억을 되새기는 것을 넘어, 음악이 인간의 영혼을 어떻게 치유하고 매료시킬 수 있는지를 증명하는 영원한 예술적 소장품입니다.</w:t>
+        <w:t>1959년 브로드웨이 오리지널 캐스트 레코딩(Columbia Records)으로 세상에 첫선을 보인 후, 1965년 줄리 앤드루스 주연의 영화 사운드트랙(RCA Victor)으로 발매되며 전 세계 음악사에 지워지지 않을 족적을 남긴 마스터피스입니다.</w:t>
+      </w:r>
+    </w:p>
+    <w:p>
+      <w:pPr>
+        <w:spacing w:line="324" w:lineRule="auto" w:after="80"/>
+      </w:pPr>
+      <w:r>
+        <w:rPr w:rFonts="맑은 고딕">
+          <w:rFonts w:ascii="맑은 고딕" w:hAnsi="맑은 고딕" w:eastAsia="맑은 고딕"/>
+          <w:b w:val="0"/>
+          <w:color w:val="6B7280"/>
+          <w:sz w:val="21"/>
+        </w:rPr>
+        <w:t xml:space="preserve">· </w:t>
+      </w:r>
+      <w:r>
+        <w:rPr w:rFonts="맑은 고딕">
+          <w:rFonts w:ascii="맑은 고딕" w:hAnsi="맑은 고딕" w:eastAsia="맑은 고딕"/>
+          <w:b/>
+          <w:color w:val="1F2937"/>
+          <w:sz w:val="21"/>
+        </w:rPr>
+        <w:t xml:space="preserve">LP 인기도(판매량): </w:t>
+      </w:r>
+      <w:r>
+        <w:rPr w:rFonts="맑은 고딕">
+          <w:rFonts w:ascii="맑은 고딕" w:hAnsi="맑은 고딕" w:eastAsia="맑은 고딕"/>
+          <w:b w:val="0"/>
+          <w:sz w:val="21"/>
+        </w:rPr>
+        <w:t>빌보드 앨범 차트 1위를 비롯해 장기간 톱 10에 머물렀으며, 영국 앨범 차트에서는 통산 70주간 1위를 기록하는 전무후무한 대기록을 세웠습니다. 전 세계적으로 수천만 장의 LP가 판매되며 역사상 가장 상업적으로 성공한 사운드트랙 앨범 중 하나로 우뚝 섰습니다.</w:t>
+      </w:r>
+    </w:p>
+    <w:p>
+      <w:pPr>
+        <w:spacing w:line="324" w:lineRule="auto" w:after="80"/>
+      </w:pPr>
+      <w:r>
+        <w:rPr w:rFonts="맑은 고딕">
+          <w:rFonts w:ascii="맑은 고딕" w:hAnsi="맑은 고딕" w:eastAsia="맑은 고딕"/>
+          <w:b w:val="0"/>
+          <w:color w:val="6B7280"/>
+          <w:sz w:val="21"/>
+        </w:rPr>
+        <w:t xml:space="preserve">· </w:t>
+      </w:r>
+      <w:r>
+        <w:rPr w:rFonts="맑은 고딕">
+          <w:rFonts w:ascii="맑은 고딕" w:hAnsi="맑은 고딕" w:eastAsia="맑은 고딕"/>
+          <w:b/>
+          <w:color w:val="1F2937"/>
+          <w:sz w:val="21"/>
+        </w:rPr>
+        <w:t xml:space="preserve">각종 수상경력: </w:t>
+      </w:r>
+      <w:r>
+        <w:rPr w:rFonts="맑은 고딕">
+          <w:rFonts w:ascii="맑은 고딕" w:hAnsi="맑은 고딕" w:eastAsia="맑은 고딕"/>
+          <w:b w:val="0"/>
+          <w:sz w:val="21"/>
+        </w:rPr>
+        <w:t>브로드웨이 초연 당시 토니상 8개 부문을 석권하였으며, 그래미 어워드 '최우수 뮤지컬 쇼 앨범' 부문을 수상했습니다. 1965년 영화화된 작품은 아카데미 5개 부문을 수상하며 음악과 영상의 완벽한 결합이라는 극찬을 받았습니다.</w:t>
+      </w:r>
+    </w:p>
+    <w:p>
+      <w:pPr>
+        <w:spacing w:line="324" w:lineRule="auto" w:before="200" w:after="80"/>
+      </w:pPr>
+      <w:r>
+        <w:rPr w:rFonts="맑은 고딕">
+          <w:rFonts w:ascii="맑은 고딕" w:hAnsi="맑은 고딕" w:eastAsia="맑은 고딕"/>
+          <w:b/>
+          <w:color w:val="1E3A8A"/>
+          <w:sz w:val="24"/>
+        </w:rPr>
+        <w:t>2. 아티스트 정보</w:t>
+      </w:r>
+    </w:p>
+    <w:p>
+      <w:pPr>
+        <w:spacing w:line="324" w:lineRule="auto" w:after="80"/>
+      </w:pPr>
+      <w:r>
+        <w:rPr w:rFonts="맑은 고딕">
+          <w:rFonts w:ascii="맑은 고딕" w:hAnsi="맑은 고딕" w:eastAsia="맑은 고딕"/>
+          <w:b w:val="0"/>
+          <w:color w:val="6B7280"/>
+          <w:sz w:val="21"/>
+        </w:rPr>
+        <w:t xml:space="preserve">· </w:t>
+      </w:r>
+      <w:r>
+        <w:rPr w:rFonts="맑은 고딕">
+          <w:rFonts w:ascii="맑은 고딕" w:hAnsi="맑은 고딕" w:eastAsia="맑은 고딕"/>
+          <w:b/>
+          <w:color w:val="1F2937"/>
+          <w:sz w:val="21"/>
+        </w:rPr>
+        <w:t xml:space="preserve">국적: </w:t>
+      </w:r>
+      <w:r>
+        <w:rPr w:rFonts="맑은 고딕">
+          <w:rFonts w:ascii="맑은 고딕" w:hAnsi="맑은 고딕" w:eastAsia="맑은 고딕"/>
+          <w:b w:val="0"/>
+          <w:sz w:val="21"/>
+        </w:rPr>
+        <w:t>미국 (USA)</w:t>
+      </w:r>
+    </w:p>
+    <w:p>
+      <w:pPr>
+        <w:spacing w:line="324" w:lineRule="auto" w:after="80"/>
+      </w:pPr>
+      <w:r>
+        <w:rPr w:rFonts="맑은 고딕">
+          <w:rFonts w:ascii="맑은 고딕" w:hAnsi="맑은 고딕" w:eastAsia="맑은 고딕"/>
+          <w:b w:val="0"/>
+          <w:color w:val="6B7280"/>
+          <w:sz w:val="21"/>
+        </w:rPr>
+        <w:t xml:space="preserve">· </w:t>
+      </w:r>
+      <w:r>
+        <w:rPr w:rFonts="맑은 고딕">
+          <w:rFonts w:ascii="맑은 고딕" w:hAnsi="맑은 고딕" w:eastAsia="맑은 고딕"/>
+          <w:b/>
+          <w:color w:val="1F2937"/>
+          <w:sz w:val="21"/>
+        </w:rPr>
+        <w:t xml:space="preserve">생몰년도: </w:t>
+      </w:r>
+      <w:r>
+        <w:rPr w:rFonts="맑은 고딕">
+          <w:rFonts w:ascii="맑은 고딕" w:hAnsi="맑은 고딕" w:eastAsia="맑은 고딕"/>
+          <w:b w:val="0"/>
+          <w:sz w:val="21"/>
+        </w:rPr>
+        <w:t>리처드 로저스(Richard Rodgers, 1902~1979) / 오스카 해머스타인 2세(Oscar Hammerstein II, 1895~1960) (듀오 결성: 1942년)</w:t>
+      </w:r>
+    </w:p>
+    <w:p>
+      <w:pPr>
+        <w:spacing w:line="324" w:lineRule="auto" w:after="80"/>
+      </w:pPr>
+      <w:r>
+        <w:rPr w:rFonts="맑은 고딕">
+          <w:rFonts w:ascii="맑은 고딕" w:hAnsi="맑은 고딕" w:eastAsia="맑은 고딕"/>
+          <w:b w:val="0"/>
+          <w:color w:val="6B7280"/>
+          <w:sz w:val="21"/>
+        </w:rPr>
+        <w:t xml:space="preserve">· </w:t>
+      </w:r>
+      <w:r>
+        <w:rPr w:rFonts="맑은 고딕">
+          <w:rFonts w:ascii="맑은 고딕" w:hAnsi="맑은 고딕" w:eastAsia="맑은 고딕"/>
+          <w:b/>
+          <w:color w:val="1F2937"/>
+          <w:sz w:val="21"/>
+        </w:rPr>
+        <w:t xml:space="preserve">그룹 소속: </w:t>
+      </w:r>
+      <w:r>
+        <w:rPr w:rFonts="맑은 고딕">
+          <w:rFonts w:ascii="맑은 고딕" w:hAnsi="맑은 고딕" w:eastAsia="맑은 고딕"/>
+          <w:b w:val="0"/>
+          <w:sz w:val="21"/>
+        </w:rPr>
+        <w:t>작곡가·작사가 콤비 (Duo / Partnership)</w:t>
+      </w:r>
+    </w:p>
+    <w:p>
+      <w:pPr>
+        <w:spacing w:line="324" w:lineRule="auto" w:after="80"/>
+      </w:pPr>
+      <w:r>
+        <w:rPr w:rFonts="맑은 고딕">
+          <w:rFonts w:ascii="맑은 고딕" w:hAnsi="맑은 고딕" w:eastAsia="맑은 고딕"/>
+          <w:b w:val="0"/>
+          <w:color w:val="6B7280"/>
+          <w:sz w:val="21"/>
+        </w:rPr>
+        <w:t xml:space="preserve">· </w:t>
+      </w:r>
+      <w:r>
+        <w:rPr w:rFonts="맑은 고딕">
+          <w:rFonts w:ascii="맑은 고딕" w:hAnsi="맑은 고딕" w:eastAsia="맑은 고딕"/>
+          <w:b/>
+          <w:color w:val="1F2937"/>
+          <w:sz w:val="21"/>
+        </w:rPr>
+        <w:t xml:space="preserve">아티스트 소개: </w:t>
+      </w:r>
+      <w:r>
+        <w:rPr w:rFonts="맑은 고딕">
+          <w:rFonts w:ascii="맑은 고딕" w:hAnsi="맑은 고딕" w:eastAsia="맑은 고딕"/>
+          <w:b w:val="0"/>
+          <w:sz w:val="21"/>
+        </w:rPr>
+        <w:t>20세기 미국 뮤지컬 극장의 문법을 확립하고 황금기를 꽃피운 전설적인 작곡가-작사가 콤비입니다. '오클라호마!', '왕과 나', '남태평양' 등 시대를 풍미한 명작들을 연이어 탄생시키며 드라마틱한 스토리텔링과 서정적인 멜로디의 완벽한 융합을 이루어냈습니다. 해머스타인의 깊이 있는 인본주의적 가사와 로저스의 유려하고 입체적인 선율은 현대 대중음악과 뮤지컬 예술의 위대한 유산으로 영구히 추앙받고 있습니다.</w:t>
+      </w:r>
+    </w:p>
+    <w:p>
+      <w:pPr>
+        <w:spacing w:line="324" w:lineRule="auto" w:before="200" w:after="80"/>
+      </w:pPr>
+      <w:r>
+        <w:rPr w:rFonts="맑은 고딕">
+          <w:rFonts w:ascii="맑은 고딕" w:hAnsi="맑은 고딕" w:eastAsia="맑은 고딕"/>
+          <w:b/>
+          <w:color w:val="1E3A8A"/>
+          <w:sz w:val="24"/>
+        </w:rPr>
+        <w:t>3. 음반 상세 분석</w:t>
+      </w:r>
+    </w:p>
+    <w:p>
+      <w:pPr>
+        <w:spacing w:line="324" w:lineRule="auto" w:after="80"/>
+      </w:pPr>
+      <w:r>
+        <w:rPr w:rFonts="맑은 고딕">
+          <w:rFonts w:ascii="맑은 고딕" w:hAnsi="맑은 고딕" w:eastAsia="맑은 고딕"/>
+          <w:b w:val="0"/>
+          <w:color w:val="6B7280"/>
+          <w:sz w:val="21"/>
+        </w:rPr>
+        <w:t xml:space="preserve">· </w:t>
+      </w:r>
+      <w:r>
+        <w:rPr w:rFonts="맑은 고딕">
+          <w:rFonts w:ascii="맑은 고딕" w:hAnsi="맑은 고딕" w:eastAsia="맑은 고딕"/>
+          <w:b/>
+          <w:color w:val="1F2937"/>
+          <w:sz w:val="21"/>
+        </w:rPr>
+        <w:t xml:space="preserve">역사적 위치: </w:t>
+      </w:r>
+      <w:r>
+        <w:rPr w:rFonts="맑은 고딕">
+          <w:rFonts w:ascii="맑은 고딕" w:hAnsi="맑은 고딕" w:eastAsia="맑은 고딕"/>
+          <w:b w:val="0"/>
+          <w:sz w:val="21"/>
+        </w:rPr>
+        <w:t>클래식 관현악의 품격과 팝 음악의 대중적 친화력을 가장 완벽한 비율로 조화시킨 20세기 음악의 정점입니다. 단순한 배경음악의 차원을 넘어 한 시대를 상징하는 문화적 텍스트로 기능하며, 오케스트레이션의 정교함과 코러스의 장엄함이 집대성된 음악사적 걸작으로 평가받습니다.</w:t>
+      </w:r>
+    </w:p>
+    <w:p>
+      <w:pPr>
+        <w:spacing w:line="324" w:lineRule="auto" w:after="80"/>
+      </w:pPr>
+      <w:r>
+        <w:rPr w:rFonts="맑은 고딕">
+          <w:rFonts w:ascii="맑은 고딕" w:hAnsi="맑은 고딕" w:eastAsia="맑은 고딕"/>
+          <w:b w:val="0"/>
+          <w:color w:val="6B7280"/>
+          <w:sz w:val="21"/>
+        </w:rPr>
+        <w:t xml:space="preserve">· </w:t>
+      </w:r>
+      <w:r>
+        <w:rPr w:rFonts="맑은 고딕">
+          <w:rFonts w:ascii="맑은 고딕" w:hAnsi="맑은 고딕" w:eastAsia="맑은 고딕"/>
+          <w:b/>
+          <w:color w:val="1F2937"/>
+          <w:sz w:val="21"/>
+        </w:rPr>
+        <w:t xml:space="preserve">시대의 흔적(스토리텔링): </w:t>
+      </w:r>
+      <w:r>
+        <w:rPr w:rFonts="맑은 고딕">
+          <w:rFonts w:ascii="맑은 고딕" w:hAnsi="맑은 고딕" w:eastAsia="맑은 고딕"/>
+          <w:b w:val="0"/>
+          <w:sz w:val="21"/>
+        </w:rPr>
+        <w:t>제2차 세계대전의 그림자가 짙게 드리웠던 오스트리아를 배경으로, 자유와 평화를 노래한 폰 트랩가(家)의 실화는 냉전과 격변의 시기를 살아가던 당대 대중에게 숭고한 용기와 따스한 위안을 전했습니다. 혼란스러운 현실 속에서도 변치 않는 가족애와 사랑의 가치를 순수한 선율에 담아내어, 전후 세대의 마음을 어루만져 준 시대의 따뜻한 안식처였습니다.</w:t>
+      </w:r>
+    </w:p>
+    <w:p>
+      <w:pPr>
+        <w:spacing w:line="324" w:lineRule="auto" w:before="200" w:after="80"/>
+      </w:pPr>
+      <w:r>
+        <w:rPr w:rFonts="맑은 고딕">
+          <w:rFonts w:ascii="맑은 고딕" w:hAnsi="맑은 고딕" w:eastAsia="맑은 고딕"/>
+          <w:b/>
+          <w:color w:val="1E3A8A"/>
+          <w:sz w:val="24"/>
+        </w:rPr>
+        <w:t>4. 주요 수록곡 및 감상 제언</w:t>
+      </w:r>
+    </w:p>
+    <w:p>
+      <w:pPr>
+        <w:spacing w:line="324" w:lineRule="auto" w:after="80"/>
+      </w:pPr>
+      <w:r>
+        <w:rPr w:rFonts="맑은 고딕">
+          <w:rFonts w:ascii="맑은 고딕" w:hAnsi="맑은 고딕" w:eastAsia="맑은 고딕"/>
+          <w:b w:val="0"/>
+          <w:color w:val="6B7280"/>
+          <w:sz w:val="21"/>
+        </w:rPr>
+        <w:t xml:space="preserve">· </w:t>
+      </w:r>
+      <w:r>
+        <w:rPr w:rFonts="맑은 고딕">
+          <w:rFonts w:ascii="맑은 고딕" w:hAnsi="맑은 고딕" w:eastAsia="맑은 고딕"/>
+          <w:b/>
+          <w:color w:val="1F2937"/>
+          <w:sz w:val="21"/>
+        </w:rPr>
+        <w:t xml:space="preserve">주요 수록곡 특징: </w:t>
+      </w:r>
+      <w:r>
+        <w:rPr w:rFonts="맑은 고딕">
+          <w:rFonts w:ascii="맑은 고딕" w:hAnsi="맑은 고딕" w:eastAsia="맑은 고딕"/>
+          <w:b w:val="0"/>
+          <w:sz w:val="21"/>
+        </w:rPr>
+        <w:t>맑고 투명한 알프스의 아침을 여는 타이틀곡 'The Sound of Music'의 벅찬 호흡, 경쾌하고 생동감 넘치는 음악 교육의 찬가 'Do-Re-Mi', 그리고 조국에 대한 애틋한 사랑과 평화의 염원을 잔잔한 어쿠스틱 선율에 실어낸 'Edelweiss' 등 모든 트랙이 보석처럼 빛나는 멜로디의 향연을 펼칩니다.</w:t>
+      </w:r>
+    </w:p>
+    <w:p>
+      <w:pPr>
+        <w:spacing w:line="324" w:lineRule="auto" w:after="80"/>
+      </w:pPr>
+      <w:r>
+        <w:rPr w:rFonts="맑은 고딕">
+          <w:rFonts w:ascii="맑은 고딕" w:hAnsi="맑은 고딕" w:eastAsia="맑은 고딕"/>
+          <w:b w:val="0"/>
+          <w:color w:val="6B7280"/>
+          <w:sz w:val="21"/>
+        </w:rPr>
+        <w:t xml:space="preserve">· </w:t>
+      </w:r>
+      <w:r>
+        <w:rPr w:rFonts="맑은 고딕">
+          <w:rFonts w:ascii="맑은 고딕" w:hAnsi="맑은 고딕" w:eastAsia="맑은 고딕"/>
+          <w:b/>
+          <w:color w:val="1F2937"/>
+          <w:sz w:val="21"/>
+        </w:rPr>
+        <w:t xml:space="preserve">빈티지 감상 제언: </w:t>
+      </w:r>
+      <w:r>
+        <w:rPr w:rFonts="맑은 고딕">
+          <w:rFonts w:ascii="맑은 고딕" w:hAnsi="맑은 고딕" w:eastAsia="맑은 고딕"/>
+          <w:b w:val="0"/>
+          <w:sz w:val="21"/>
+        </w:rPr>
+        <w:t>LP의 그루브를 타고 흐르는 풍성한 어쿠스틱 현악의 울림과 공간을 가득 채우는 합창의 잔향은 아날로그 시스템에서 그 진가를 완벽히 드러냅니다. 특히 진공관 앰프를 통해 재생할 때, 소년·소녀 합창단의 맑고 고운 음색과 오케스트라의 질감이 한층 더 따스하고 자연스러운 공기감으로 피어오르는 경이로운 경험을 선사합니다.</w:t>
+      </w:r>
+    </w:p>
+    <w:p>
+      <w:pPr>
+        <w:spacing w:line="324" w:lineRule="auto" w:after="80"/>
+      </w:pPr>
+      <w:r>
+        <w:rPr w:rFonts="맑은 고딕">
+          <w:rFonts w:ascii="맑은 고딕" w:hAnsi="맑은 고딕" w:eastAsia="맑은 고딕"/>
+          <w:b w:val="0"/>
+          <w:color w:val="6B7280"/>
+          <w:sz w:val="21"/>
+        </w:rPr>
+        <w:t xml:space="preserve">· </w:t>
+      </w:r>
+      <w:r>
+        <w:rPr w:rFonts="맑은 고딕">
+          <w:rFonts w:ascii="맑은 고딕" w:hAnsi="맑은 고딕" w:eastAsia="맑은 고딕"/>
+          <w:b/>
+          <w:color w:val="1F2937"/>
+          <w:sz w:val="21"/>
+        </w:rPr>
+        <w:t xml:space="preserve">소장 가치: </w:t>
+      </w:r>
+      <w:r>
+        <w:rPr w:rFonts="맑은 고딕">
+          <w:rFonts w:ascii="맑은 고딕" w:hAnsi="맑은 고딕" w:eastAsia="맑은 고딕"/>
+          <w:b w:val="0"/>
+          <w:sz w:val="21"/>
+        </w:rPr>
+        <w:t>세월이 흘러도 빛바래지 않는 멜로디의 순수함과 감동의 원형을 아날로그 프레싱의 깊은 질감으로 간직할 수 있는 명반 중의 명반입니다. 세대를 이어 물려줄 수 있는 인류 문화의 귀중한 유산이자, 정통 LP 컬렉터라면 결코 놓칠 수 없는 불멸의 컬렉션입니다.</w:t>
+      </w:r>
+    </w:p>
+    <w:p>
+      <w:pPr>
+        <w:spacing w:line="324" w:lineRule="auto" w:after="120" w:before="160"/>
+      </w:pPr>
+      <w:r>
+        <w:rPr w:rFonts="맑은 고딕">
+          <w:rFonts w:ascii="맑은 고딕" w:hAnsi="맑은 고딕" w:eastAsia="맑은 고딕"/>
+          <w:b/>
+          <w:color w:val="4338CA"/>
+          <w:sz w:val="21"/>
+        </w:rPr>
+        <w:t>이 음반을 통해 아날로그 바늘 끝에서 피어나는 알프스의 청명한 바람과 불멸의 선율이 전해주는 감동을 다시 한번 경험해 보시는 것은 어떨까요?</w:t>
       </w:r>
     </w:p>
     <w:sectPr>
       <w:pgSz w:w="12240" w:h="15840"/>
-      <w:pgMar w:top="1440" w:right="1440" w:bottom="1440" w:left="1440" w:header="720" w:footer="720" w:gutter="0"/>
+      <w:pgMar w:top="1152" w:right="1296" w:bottom="1152" w:left="1296" w:header="720" w:footer="720" w:gutter="0"/>
       <w:cols w:space="720"/>
       <w:docGrid w:linePitch="360"/>
     </w:sectPr>

--- a/word_reports/LP_0301_위치_386_Rodgers and Hammerstein_T.docx
+++ b/word_reports/LP_0301_위치_386_Rodgers and Hammerstein_T.docx
@@ -32,7 +32,7 @@
     </w:p>
     <w:p>
       <w:pPr>
-        <w:spacing w:line="324" w:lineRule="auto" w:before="80" w:after="160"/>
+        <w:spacing w:line="324" w:lineRule="auto" w:before="80" w:after="120"/>
       </w:pPr>
       <w:r>
         <w:rPr w:rFonts="맑은 고딕">
@@ -42,13 +42,6 @@
           <w:sz w:val="22"/>
         </w:rPr>
         <w:t xml:space="preserve">[음반 소개] </w:t>
-      </w:r>
-      <w:r>
-        <w:rPr w:rFonts="맑은 고딕">
-          <w:rFonts w:ascii="맑은 고딕" w:hAnsi="맑은 고딕" w:eastAsia="맑은 고딕"/>
-          <w:b w:val="0"/>
-          <w:sz w:val="21"/>
-        </w:rPr>
       </w:r>
     </w:p>
     <w:p>
@@ -61,7 +54,33 @@
           <w:b w:val="0"/>
           <w:sz w:val="21"/>
         </w:rPr>
-        <w:t>알프스의 청명한 바람과 맑은 햇살을 머금은 멜로디로 온 인류의 가슴에 영원한 순수를 심어준 뮤지컬 음악의 위대한 기념비입니다. 20세기 브로드웨이와 헐리우드의 황금기를 이끈 리처드 로저스와 오스카 해머스타인 2세 콤비가 빚어낸 이 걸작은, 인간에 대한 깊은 신뢰와 음악이 지닌 구원의 힘을 찬란한 화음으로 승화시켰습니다. 세대를 초월하여 사랑받는 불멸의 선율들은 한 편의 거대한 서사시이자, 가장 순수했던 시절의 추억을 따스하게 소환하는 영혼의 안식처와도 같습니다.</w:t>
+        <w:t>20세기 브로드웨이와 할리우드의 황금기를 찬란하게 수놓았던 위대한 창작 콤비, 리처드 로저스(Richard Rodgers)와 오스카 해머스타인 2세(Oscar Hammerstein II)의 마지막 숨결이 깃든 걸작 《The Sound of Music》은 단순한 뮤지컬 사운드트랙의 범주를 넘어 인류 문화유산의 반열에 오른 기념비적 음반입니다. 1959년 브로드웨이 무대에서 첫선을 보인 후 전 세계인의 심장에 가 닿은 이 작품은, 오스트리아의 알프스 자락을 배경으로 음악이 어떻게 인간의 영혼을 구원하고 닫힌 마음의 빗장을 여는지를 가장 순수하고 서정적인 언어로 증명해 보였습니다. 특히 암 투병 중이던 해머스타인이 생의 마지막 불꽃을 태우며 남긴 노랫말들은 반세기가 훌쩍 지난 오늘날까지도 숭고한 울림을 전합니다.</w:t>
+      </w:r>
+    </w:p>
+    <w:p>
+      <w:pPr>
+        <w:spacing w:line="324" w:lineRule="auto" w:after="120"/>
+      </w:pPr>
+      <w:r>
+        <w:rPr w:rFonts="맑은 고딕">
+          <w:rFonts w:ascii="맑은 고딕" w:hAnsi="맑은 고딕" w:eastAsia="맑은 고딕"/>
+          <w:b w:val="0"/>
+          <w:sz w:val="21"/>
+        </w:rPr>
+        <w:t>본 음반은 나치즘의 어두운 그림자가 드리우던 격동의 시대 속에서 자유와 인간 존엄성, 그리고 가족애라는 보편적 가치를 지켜낸 폰 트랩 가문의 실화를 감동적으로 직조해 냈습니다. 로저스가 직조해 낸 명징하고 유려한 멜로디 라인은 해머스타인의 절제되면서도 한 편의 시와 같은 리릭과 절묘한 조화를 이루며, 듣는 이로 하여금 깊은 정서적 정화를 경험하게 합니다. 전쟁의 상흔과 냉전의 불안이 공존하던 당대 대중에게 이 음반은 절망 속에서도 피어나는 희망의 표상이자 가장 따스한 안식처가 되어 주었으며, 대중음악사에 팝과 클래식의 완벽한 가교를 놓은 불멸의 족적으로 기록되었습니다.</w:t>
+      </w:r>
+    </w:p>
+    <w:p>
+      <w:pPr>
+        <w:spacing w:line="324" w:lineRule="auto" w:after="120"/>
+      </w:pPr>
+      <w:r>
+        <w:rPr w:rFonts="맑은 고딕">
+          <w:rFonts w:ascii="맑은 고딕" w:hAnsi="맑은 고딕" w:eastAsia="맑은 고딕"/>
+          <w:b w:val="0"/>
+          <w:sz w:val="21"/>
+        </w:rPr>
+        <w:t>아날로그 LP의 소리골을 타고 흐르는 풍성한 오케스트레이션과 청아한 코러스는 디지털 음원에서는 결코 온전히 포착할 수 없는 공간감과 입체적인 온기를 품고 있습니다. 맑고 투명하게 부서지는 햇살 같은 선율 속에서 우리는 음악이 지닌 가장 원초적인 치유의 힘을 마주하게 됩니다. 세월의 풍파 속에서도 결코 바래지 않는 순백의 서정과 시대를 초월한 예술적 완성도는, 오늘을 살아가는 우리에게도 가슴 벅찬 감동과 진정한 삶의 아름다움을 일깨워 줍니다.</w:t>
       </w:r>
     </w:p>
     <w:p>
@@ -168,7 +187,7 @@
           <w:b w:val="0"/>
           <w:sz w:val="21"/>
         </w:rPr>
-        <w:t>1959년 브로드웨이 오리지널 캐스트 레코딩(Columbia Records)으로 세상에 첫선을 보인 후, 1965년 줄리 앤드루스 주연의 영화 사운드트랙(RCA Victor)으로 발매되며 전 세계 음악사에 지워지지 않을 족적을 남긴 마스터피스입니다.</w:t>
+        <w:t>1959년 브로드웨이 오리지널 캐스트 레코딩 및 1965년 전설적인 영화 오리지널 사운드트랙으로 발매되어 전 세계 음반 시장을 석권한 20세기 극음악의 절대적 마스터피스.</w:t>
       </w:r>
     </w:p>
     <w:p>
@@ -199,7 +218,7 @@
           <w:b w:val="0"/>
           <w:sz w:val="21"/>
         </w:rPr>
-        <w:t>빌보드 앨범 차트 1위를 비롯해 장기간 톱 10에 머물렀으며, 영국 앨범 차트에서는 통산 70주간 1위를 기록하는 전무후무한 대기록을 세웠습니다. 전 세계적으로 수천만 장의 LP가 판매되며 역사상 가장 상업적으로 성공한 사운드트랙 앨범 중 하나로 우뚝 섰습니다.</w:t>
+        <w:t>빌보드 앨범 차트 1위 석권 및 200주 이상 최상위권 롱런 기록, 전 세계 수천만 장 이상의 판매고를 올리며 바이닐 역사상 가장 상업적으로 성공한 음반 중 하나로 공인됨.</w:t>
       </w:r>
     </w:p>
     <w:p>
@@ -230,7 +249,7 @@
           <w:b w:val="0"/>
           <w:sz w:val="21"/>
         </w:rPr>
-        <w:t>브로드웨이 초연 당시 토니상 8개 부문을 석권하였으며, 그래미 어워드 '최우수 뮤지컬 쇼 앨범' 부문을 수상했습니다. 1965년 영화화된 작품은 아카데미 5개 부문을 수상하며 음악과 영상의 완벽한 결합이라는 극찬을 받았습니다.</w:t>
+        <w:t>그래미 어워드 최우수 사운드트랙 앨범 수상, 원작 뮤지컬의 토니상 5개 부문 석권, 영화화에 따른 아카데미 5개 부문 수상 등 평단과 대중 모두에게 최고의 찬사를 받음.</w:t>
       </w:r>
     </w:p>
     <w:p>
@@ -275,7 +294,7 @@
           <w:b w:val="0"/>
           <w:sz w:val="21"/>
         </w:rPr>
-        <w:t>미국 (USA)</w:t>
+        <w:t>미국 (United States)</w:t>
       </w:r>
     </w:p>
     <w:p>
@@ -306,7 +325,7 @@
           <w:b w:val="0"/>
           <w:sz w:val="21"/>
         </w:rPr>
-        <w:t>리처드 로저스(Richard Rodgers, 1902~1979) / 오스카 해머스타인 2세(Oscar Hammerstein II, 1895~1960) (듀오 결성: 1942년)</w:t>
+        <w:t>리처드 로저스(1902–1979) / 오스카 해머스타인 2세(1895–1960)</w:t>
       </w:r>
     </w:p>
     <w:p>
@@ -337,7 +356,7 @@
           <w:b w:val="0"/>
           <w:sz w:val="21"/>
         </w:rPr>
-        <w:t>작곡가·작사가 콤비 (Duo / Partnership)</w:t>
+        <w:t>작곡·작사 듀오 (Rodgers &amp; Hammerstein)</w:t>
       </w:r>
     </w:p>
     <w:p>
@@ -368,7 +387,7 @@
           <w:b w:val="0"/>
           <w:sz w:val="21"/>
         </w:rPr>
-        <w:t>20세기 미국 뮤지컬 극장의 문법을 확립하고 황금기를 꽃피운 전설적인 작곡가-작사가 콤비입니다. '오클라호마!', '왕과 나', '남태평양' 등 시대를 풍미한 명작들을 연이어 탄생시키며 드라마틱한 스토리텔링과 서정적인 멜로디의 완벽한 융합을 이루어냈습니다. 해머스타인의 깊이 있는 인본주의적 가사와 로저스의 유려하고 입체적인 선율은 현대 대중음악과 뮤지컬 예술의 위대한 유산으로 영구히 추앙받고 있습니다.</w:t>
+        <w:t>20세기 미국 뮤지컬과 대중음악의 문법을 정립한 역사상 가장 위대한 창작 파트너십입니다. 로저스의 우아하고 서정적인 선율미와 해머스타인의 철학적이면서도 따뜻한 시적 가사는 현대 스탠더드 팝의 기틀을 마련했습니다.</w:t>
       </w:r>
     </w:p>
     <w:p>
@@ -413,7 +432,7 @@
           <w:b w:val="0"/>
           <w:sz w:val="21"/>
         </w:rPr>
-        <w:t>클래식 관현악의 품격과 팝 음악의 대중적 친화력을 가장 완벽한 비율로 조화시킨 20세기 음악의 정점입니다. 단순한 배경음악의 차원을 넘어 한 시대를 상징하는 문화적 텍스트로 기능하며, 오케스트레이션의 정교함과 코러스의 장엄함이 집대성된 음악사적 걸작으로 평가받습니다.</w:t>
+        <w:t>대중가요와 고전 오케스트라, 극예술이 가장 완벽한 균형을 이룬 모범으로 평가받으며, 20세기 중반 극음악 앨범이 전 세계 대중문화의 중심에 설 수 있음을 증명한 상징적인 작품입니다.</w:t>
       </w:r>
     </w:p>
     <w:p>
@@ -444,7 +463,7 @@
           <w:b w:val="0"/>
           <w:sz w:val="21"/>
         </w:rPr>
-        <w:t>제2차 세계대전의 그림자가 짙게 드리웠던 오스트리아를 배경으로, 자유와 평화를 노래한 폰 트랩가(家)의 실화는 냉전과 격변의 시기를 살아가던 당대 대중에게 숭고한 용기와 따스한 위안을 전했습니다. 혼란스러운 현실 속에서도 변치 않는 가족애와 사랑의 가치를 순수한 선율에 담아내어, 전후 세대의 마음을 어루만져 준 시대의 따뜻한 안식처였습니다.</w:t>
+        <w:t>제2차 세계대전의 비극적 기억과 이데올로기의 대립 속에서 피어난 자유를 향한 갈망을 담고 있습니다. 암울한 시대적 공기 속에서도 순수한 사랑과 음악의 힘으로 시련을 헤쳐 나가는 청춘과 가족의 서사는 전후 세대에게 거대한 위로와 용기를 건넸습니다.</w:t>
       </w:r>
     </w:p>
     <w:p>
@@ -489,7 +508,161 @@
           <w:b w:val="0"/>
           <w:sz w:val="21"/>
         </w:rPr>
-        <w:t>맑고 투명한 알프스의 아침을 여는 타이틀곡 'The Sound of Music'의 벅찬 호흡, 경쾌하고 생동감 넘치는 음악 교육의 찬가 'Do-Re-Mi', 그리고 조국에 대한 애틋한 사랑과 평화의 염원을 잔잔한 어쿠스틱 선율에 실어낸 'Edelweiss' 등 모든 트랙이 보석처럼 빛나는 멜로디의 향연을 펼칩니다.</w:t>
+      </w:r>
+    </w:p>
+    <w:p>
+      <w:pPr>
+        <w:spacing w:line="324" w:lineRule="auto" w:after="80"/>
+      </w:pPr>
+      <w:r>
+        <w:rPr w:rFonts="맑은 고딕">
+          <w:rFonts w:ascii="맑은 고딕" w:hAnsi="맑은 고딕" w:eastAsia="맑은 고딕"/>
+          <w:b w:val="0"/>
+          <w:color w:val="6B7280"/>
+          <w:sz w:val="21"/>
+        </w:rPr>
+        <w:t xml:space="preserve">· </w:t>
+      </w:r>
+      <w:r>
+        <w:rPr w:rFonts="맑은 고딕">
+          <w:rFonts w:ascii="맑은 고딕" w:hAnsi="맑은 고딕" w:eastAsia="맑은 고딕"/>
+          <w:b/>
+          <w:color w:val="1F2937"/>
+          <w:sz w:val="21"/>
+        </w:rPr>
+        <w:t xml:space="preserve">"The Sound of Music": </w:t>
+      </w:r>
+      <w:r>
+        <w:rPr w:rFonts="맑은 고딕">
+          <w:rFonts w:ascii="맑은 고딕" w:hAnsi="맑은 고딕" w:eastAsia="맑은 고딕"/>
+          <w:b w:val="0"/>
+          <w:sz w:val="21"/>
+        </w:rPr>
+        <w:t>알프스의 대자연과 음악을 향한 경외를 담아낸 서정미의 극치.</w:t>
+      </w:r>
+    </w:p>
+    <w:p>
+      <w:pPr>
+        <w:spacing w:line="324" w:lineRule="auto" w:after="80"/>
+      </w:pPr>
+      <w:r>
+        <w:rPr w:rFonts="맑은 고딕">
+          <w:rFonts w:ascii="맑은 고딕" w:hAnsi="맑은 고딕" w:eastAsia="맑은 고딕"/>
+          <w:b w:val="0"/>
+          <w:color w:val="6B7280"/>
+          <w:sz w:val="21"/>
+        </w:rPr>
+        <w:t xml:space="preserve">· </w:t>
+      </w:r>
+      <w:r>
+        <w:rPr w:rFonts="맑은 고딕">
+          <w:rFonts w:ascii="맑은 고딕" w:hAnsi="맑은 고딕" w:eastAsia="맑은 고딕"/>
+          <w:b/>
+          <w:color w:val="1F2937"/>
+          <w:sz w:val="21"/>
+        </w:rPr>
+        <w:t xml:space="preserve">"My Favorite Things": </w:t>
+      </w:r>
+      <w:r>
+        <w:rPr w:rFonts="맑은 고딕">
+          <w:rFonts w:ascii="맑은 고딕" w:hAnsi="맑은 고딕" w:eastAsia="맑은 고딕"/>
+          <w:b w:val="0"/>
+          <w:sz w:val="21"/>
+        </w:rPr>
+        <w:t>불안을 잠재우는 왈츠 리듬의 유려함으로 훗날 재즈 스탠더드로도 재탄생한 명곡.</w:t>
+      </w:r>
+    </w:p>
+    <w:p>
+      <w:pPr>
+        <w:spacing w:line="324" w:lineRule="auto" w:after="80"/>
+      </w:pPr>
+      <w:r>
+        <w:rPr w:rFonts="맑은 고딕">
+          <w:rFonts w:ascii="맑은 고딕" w:hAnsi="맑은 고딕" w:eastAsia="맑은 고딕"/>
+          <w:b w:val="0"/>
+          <w:color w:val="6B7280"/>
+          <w:sz w:val="21"/>
+        </w:rPr>
+        <w:t xml:space="preserve">· </w:t>
+      </w:r>
+      <w:r>
+        <w:rPr w:rFonts="맑은 고딕">
+          <w:rFonts w:ascii="맑은 고딕" w:hAnsi="맑은 고딕" w:eastAsia="맑은 고딕"/>
+          <w:b/>
+          <w:color w:val="1F2937"/>
+          <w:sz w:val="21"/>
+        </w:rPr>
+        <w:t xml:space="preserve">"Do-Re-Mi": </w:t>
+      </w:r>
+      <w:r>
+        <w:rPr w:rFonts="맑은 고딕">
+          <w:rFonts w:ascii="맑은 고딕" w:hAnsi="맑은 고딕" w:eastAsia="맑은 고딕"/>
+          <w:b w:val="0"/>
+          <w:sz w:val="21"/>
+        </w:rPr>
+        <w:t>음계의 아름다움과 음악의 즐거움을 가장 천진난만하게 풀어낸 불멸의 테마.</w:t>
+      </w:r>
+    </w:p>
+    <w:p>
+      <w:pPr>
+        <w:spacing w:line="324" w:lineRule="auto" w:after="80"/>
+      </w:pPr>
+      <w:r>
+        <w:rPr w:rFonts="맑은 고딕">
+          <w:rFonts w:ascii="맑은 고딕" w:hAnsi="맑은 고딕" w:eastAsia="맑은 고딕"/>
+          <w:b w:val="0"/>
+          <w:color w:val="6B7280"/>
+          <w:sz w:val="21"/>
+        </w:rPr>
+        <w:t xml:space="preserve">· </w:t>
+      </w:r>
+      <w:r>
+        <w:rPr w:rFonts="맑은 고딕">
+          <w:rFonts w:ascii="맑은 고딕" w:hAnsi="맑은 고딕" w:eastAsia="맑은 고딕"/>
+          <w:b/>
+          <w:color w:val="1F2937"/>
+          <w:sz w:val="21"/>
+        </w:rPr>
+        <w:t xml:space="preserve">"Edelweiss": </w:t>
+      </w:r>
+      <w:r>
+        <w:rPr w:rFonts="맑은 고딕">
+          <w:rFonts w:ascii="맑은 고딕" w:hAnsi="맑은 고딕" w:eastAsia="맑은 고딕"/>
+          <w:b w:val="0"/>
+          <w:sz w:val="21"/>
+        </w:rPr>
+        <w:t>해머스타인의 생애 마지막 가사가 깃든 곡으로, 조국에 대한 애틋한 사랑을 절제된 미학으로 그려낸 소품.</w:t>
+      </w:r>
+    </w:p>
+    <w:p>
+      <w:pPr>
+        <w:spacing w:line="324" w:lineRule="auto" w:after="80"/>
+      </w:pPr>
+      <w:r>
+        <w:rPr w:rFonts="맑은 고딕">
+          <w:rFonts w:ascii="맑은 고딕" w:hAnsi="맑은 고딕" w:eastAsia="맑은 고딕"/>
+          <w:b w:val="0"/>
+          <w:color w:val="6B7280"/>
+          <w:sz w:val="21"/>
+        </w:rPr>
+        <w:t xml:space="preserve">· </w:t>
+      </w:r>
+      <w:r>
+        <w:rPr w:rFonts="맑은 고딕">
+          <w:rFonts w:ascii="맑은 고딕" w:hAnsi="맑은 고딕" w:eastAsia="맑은 고딕"/>
+          <w:b/>
+          <w:color w:val="1F2937"/>
+          <w:sz w:val="21"/>
+        </w:rPr>
+        <w:t xml:space="preserve">"Climb Ev'ry Mountain": </w:t>
+      </w:r>
+      <w:r>
+        <w:rPr w:rFonts="맑은 고딕">
+          <w:rFonts w:ascii="맑은 고딕" w:hAnsi="맑은 고딕" w:eastAsia="맑은 고딕"/>
+          <w:b w:val="0"/>
+          <w:sz w:val="21"/>
+        </w:rPr>
+        <w:t>삶의 고난을 극복하라는 성스러운 격려를 담은 웅장하고 깊은 감동의 대곡.</w:t>
       </w:r>
     </w:p>
     <w:p>
@@ -520,7 +693,7 @@
           <w:b w:val="0"/>
           <w:sz w:val="21"/>
         </w:rPr>
-        <w:t>LP의 그루브를 타고 흐르는 풍성한 어쿠스틱 현악의 울림과 공간을 가득 채우는 합창의 잔향은 아날로그 시스템에서 그 진가를 완벽히 드러냅니다. 특히 진공관 앰프를 통해 재생할 때, 소년·소녀 합창단의 맑고 고운 음색과 오케스트라의 질감이 한층 더 따스하고 자연스러운 공기감으로 피어오르는 경이로운 경험을 선사합니다.</w:t>
+        <w:t>LP 특유의 두터운 중음역과 풍성한 오케스트라 잔향이 돋보입니다. 진공관 앰프의 따뜻한 배음과 턴테이블의 아날로그 결을 통해 감상할 때, 마치 잘 조율된 콘서트홀 한가운데 서 있는 듯한 현장감과 알프스의 청명한 공기감이 생생하게 되살아납니다.</w:t>
       </w:r>
     </w:p>
     <w:p>
@@ -551,7 +724,7 @@
           <w:b w:val="0"/>
           <w:sz w:val="21"/>
         </w:rPr>
-        <w:t>세월이 흘러도 빛바래지 않는 멜로디의 순수함과 감동의 원형을 아날로그 프레싱의 깊은 질감으로 간직할 수 있는 명반 중의 명반입니다. 세대를 이어 물려줄 수 있는 인류 문화의 귀중한 유산이자, 정통 LP 컬렉터라면 결코 놓칠 수 없는 불멸의 컬렉션입니다.</w:t>
+        <w:t>세대를 이어 대물림되는 인류의 고전이자, LP 컬렉터라면 장르를 불문하고 반드시 서가에 갖추어야 할 에센셜 아이템으로서 영구적인 예술적·소장적 가치를 지닙니다.</w:t>
       </w:r>
     </w:p>
     <w:p>
@@ -565,7 +738,7 @@
           <w:color w:val="4338CA"/>
           <w:sz w:val="21"/>
         </w:rPr>
-        <w:t>이 음반을 통해 아날로그 바늘 끝에서 피어나는 알프스의 청명한 바람과 불멸의 선율이 전해주는 감동을 다시 한번 경험해 보시는 것은 어떨까요?</w:t>
+        <w:t>이 음반을 통해 시대를 초월하여 울려 퍼지는 순수한 선율과 숭고한 휴머니즘이 전해주는 감동을 다시 한번 경험해 보시는 것은 어떨까요?</w:t>
       </w:r>
     </w:p>
     <w:sectPr>
